--- a/Religion.docx
+++ b/Religion.docx
@@ -1373,7 +1373,7 @@
           <w:sz w:val="24"/>
           <w:szCs w:val="24"/>
         </w:rPr>
-        <w:t>Durkheim - XXème</w:t>
+        <w:t>Durkheim XXème</w:t>
       </w:r>
     </w:p>
     <w:p>
@@ -1531,7 +1531,7 @@
           <w:sz w:val="24"/>
           <w:szCs w:val="24"/>
         </w:rPr>
-        <w:t>Kant - XVIIIème</w:t>
+        <w:t>Kant XVIIIème</w:t>
       </w:r>
     </w:p>
     <w:p>
@@ -1701,7 +1701,7 @@
           <w:sz w:val="24"/>
           <w:szCs w:val="24"/>
         </w:rPr>
-        <w:t>Augustin - IVème</w:t>
+        <w:t>Augustin IVème</w:t>
       </w:r>
     </w:p>
     <w:p>
@@ -1728,61 +1728,7 @@
           <w:sz w:val="24"/>
           <w:szCs w:val="24"/>
         </w:rPr>
-        <w:t xml:space="preserve"> « Credo ut </w:t>
-      </w:r>
-      <w:proofErr w:type="spellStart"/>
-      <w:r>
-        <w:rPr>
-          <w:rFonts w:cstheme="minorHAnsi"/>
-          <w:sz w:val="24"/>
-          <w:szCs w:val="24"/>
-        </w:rPr>
-        <w:t>intelligas</w:t>
-      </w:r>
-      <w:proofErr w:type="spellEnd"/>
-      <w:r>
-        <w:rPr>
-          <w:rFonts w:cstheme="minorHAnsi"/>
-          <w:sz w:val="24"/>
-          <w:szCs w:val="24"/>
-        </w:rPr>
-        <w:t xml:space="preserve">, </w:t>
-      </w:r>
-      <w:proofErr w:type="spellStart"/>
-      <w:r>
-        <w:rPr>
-          <w:rFonts w:cstheme="minorHAnsi"/>
-          <w:sz w:val="24"/>
-          <w:szCs w:val="24"/>
-        </w:rPr>
-        <w:t>intelligo</w:t>
-      </w:r>
-      <w:proofErr w:type="spellEnd"/>
-      <w:r>
-        <w:rPr>
-          <w:rFonts w:cstheme="minorHAnsi"/>
-          <w:sz w:val="24"/>
-          <w:szCs w:val="24"/>
-        </w:rPr>
-        <w:t xml:space="preserve"> ut </w:t>
-      </w:r>
-      <w:proofErr w:type="spellStart"/>
-      <w:r>
-        <w:rPr>
-          <w:rFonts w:cstheme="minorHAnsi"/>
-          <w:sz w:val="24"/>
-          <w:szCs w:val="24"/>
-        </w:rPr>
-        <w:t>credam</w:t>
-      </w:r>
-      <w:proofErr w:type="spellEnd"/>
-      <w:r>
-        <w:rPr>
-          <w:rFonts w:cstheme="minorHAnsi"/>
-          <w:sz w:val="24"/>
-          <w:szCs w:val="24"/>
-        </w:rPr>
-        <w:t xml:space="preserve"> » (« Crois pour comprendre, comprends pour croire »).</w:t>
+        <w:t xml:space="preserve"> « Credo ut intelligas, intelligo ut credam » (« Crois pour comprendre, comprends pour croire »).</w:t>
       </w:r>
     </w:p>
     <w:p>
@@ -1946,7 +1892,7 @@
           <w:sz w:val="24"/>
           <w:szCs w:val="24"/>
         </w:rPr>
-        <w:t>Kant - XVIIIème (Critique de la raison pure)</w:t>
+        <w:t>Kant XVIIIème</w:t>
       </w:r>
     </w:p>
     <w:p>
@@ -2156,7 +2102,7 @@
           <w:sz w:val="24"/>
           <w:szCs w:val="24"/>
         </w:rPr>
-        <w:t>Kierkegaard - XIXème</w:t>
+        <w:t>Kierkegaard XIXème</w:t>
       </w:r>
     </w:p>
     <w:p>
@@ -2300,7 +2246,7 @@
           <w:sz w:val="24"/>
           <w:szCs w:val="24"/>
         </w:rPr>
-        <w:t>Blaise Pascal - XVIIème</w:t>
+        <w:t>Blaise Pascal XVIIème</w:t>
       </w:r>
     </w:p>
     <w:p>
@@ -2492,7 +2438,7 @@
           <w:sz w:val="24"/>
           <w:szCs w:val="24"/>
         </w:rPr>
-        <w:t>Nietzsche - XIXème</w:t>
+        <w:t>Nietzsche XIXème</w:t>
       </w:r>
     </w:p>
     <w:p>
@@ -2663,7 +2609,7 @@
           <w:sz w:val="24"/>
           <w:szCs w:val="24"/>
         </w:rPr>
-        <w:t>Feuerbach - XIXème</w:t>
+        <w:t>Feuerbach XIXème</w:t>
       </w:r>
     </w:p>
     <w:p>
@@ -2848,7 +2794,7 @@
           <w:sz w:val="24"/>
           <w:szCs w:val="24"/>
         </w:rPr>
-        <w:t>Karl Marx - XIXème</w:t>
+        <w:t>Karl Marx XIXème</w:t>
       </w:r>
     </w:p>
     <w:p>
@@ -3013,7 +2959,7 @@
           <w:sz w:val="24"/>
           <w:szCs w:val="24"/>
         </w:rPr>
-        <w:t>Baruch Spinoza - XVIIème</w:t>
+        <w:t>Baruch Spinoza XVIIème</w:t>
       </w:r>
     </w:p>
     <w:p>
@@ -3177,7 +3123,7 @@
           <w:sz w:val="24"/>
           <w:szCs w:val="24"/>
         </w:rPr>
-        <w:t>Sigmund Freud - XXème</w:t>
+        <w:t>Sigmund Freud XXème</w:t>
       </w:r>
     </w:p>
     <w:p>
@@ -3344,7 +3290,7 @@
           <w:sz w:val="24"/>
           <w:szCs w:val="24"/>
         </w:rPr>
-        <w:t>Montesquieu - XVIIIème</w:t>
+        <w:t>Montesquieu XVIIIème</w:t>
       </w:r>
     </w:p>
     <w:p>
@@ -3488,7 +3434,7 @@
           <w:sz w:val="24"/>
           <w:szCs w:val="24"/>
         </w:rPr>
-        <w:t>Rousseau - XVIIIème</w:t>
+        <w:t>Rousseau XVIIIème</w:t>
       </w:r>
     </w:p>
     <w:p>
@@ -3659,7 +3605,7 @@
           <w:sz w:val="24"/>
           <w:szCs w:val="24"/>
         </w:rPr>
-        <w:t>Voltaire - XVIIIème</w:t>
+        <w:t>Voltaire XVIIIème</w:t>
       </w:r>
     </w:p>
     <w:p>
